--- a/tillsyn/A 49151-2024 tillsynsbegäran.docx
+++ b/tillsyn/A 49151-2024 tillsynsbegäran.docx
@@ -898,7 +898,7 @@
     <w:r>
       <w:tab/>
       <w:tab/>
-      <w:t>2026-09-14</w:t>
+      <w:t>2026-09-15</w:t>
       <w:br/>
       <w:br/>
     </w:r>

--- a/tillsyn/A 49151-2024 tillsynsbegäran.docx
+++ b/tillsyn/A 49151-2024 tillsynsbegäran.docx
@@ -898,7 +898,7 @@
     <w:r>
       <w:tab/>
       <w:tab/>
-      <w:t>2026-09-15</w:t>
+      <w:t>2026-09-16</w:t>
       <w:br/>
       <w:br/>
     </w:r>

--- a/tillsyn/A 49151-2024 tillsynsbegäran.docx
+++ b/tillsyn/A 49151-2024 tillsynsbegäran.docx
@@ -898,7 +898,7 @@
     <w:r>
       <w:tab/>
       <w:tab/>
-      <w:t>2026-09-16</w:t>
+      <w:t>2026-09-17</w:t>
       <w:br/>
       <w:br/>
     </w:r>

--- a/tillsyn/A 49151-2024 tillsynsbegäran.docx
+++ b/tillsyn/A 49151-2024 tillsynsbegäran.docx
@@ -898,7 +898,7 @@
     <w:r>
       <w:tab/>
       <w:tab/>
-      <w:t>2026-09-17</w:t>
+      <w:t>2026-09-18</w:t>
       <w:br/>
       <w:br/>
     </w:r>

--- a/tillsyn/A 49151-2024 tillsynsbegäran.docx
+++ b/tillsyn/A 49151-2024 tillsynsbegäran.docx
@@ -898,7 +898,7 @@
     <w:r>
       <w:tab/>
       <w:tab/>
-      <w:t>2026-09-18</w:t>
+      <w:t>2026-09-19</w:t>
       <w:br/>
       <w:br/>
     </w:r>

--- a/tillsyn/A 49151-2024 tillsynsbegäran.docx
+++ b/tillsyn/A 49151-2024 tillsynsbegäran.docx
@@ -898,7 +898,7 @@
     <w:r>
       <w:tab/>
       <w:tab/>
-      <w:t>2026-09-19</w:t>
+      <w:t>2026-09-21</w:t>
       <w:br/>
       <w:br/>
     </w:r>

--- a/tillsyn/A 49151-2024 tillsynsbegäran.docx
+++ b/tillsyn/A 49151-2024 tillsynsbegäran.docx
@@ -898,7 +898,7 @@
     <w:r>
       <w:tab/>
       <w:tab/>
-      <w:t>2026-09-21</w:t>
+      <w:t>2026-09-23</w:t>
       <w:br/>
       <w:br/>
     </w:r>

--- a/tillsyn/A 49151-2024 tillsynsbegäran.docx
+++ b/tillsyn/A 49151-2024 tillsynsbegäran.docx
@@ -898,7 +898,7 @@
     <w:r>
       <w:tab/>
       <w:tab/>
-      <w:t>2026-09-23</w:t>
+      <w:t>2026-09-24</w:t>
       <w:br/>
       <w:br/>
     </w:r>

--- a/tillsyn/A 49151-2024 tillsynsbegäran.docx
+++ b/tillsyn/A 49151-2024 tillsynsbegäran.docx
@@ -898,7 +898,7 @@
     <w:r>
       <w:tab/>
       <w:tab/>
-      <w:t>2026-09-24</w:t>
+      <w:t>2026-09-25</w:t>
       <w:br/>
       <w:br/>
     </w:r>

--- a/tillsyn/A 49151-2024 tillsynsbegäran.docx
+++ b/tillsyn/A 49151-2024 tillsynsbegäran.docx
@@ -898,7 +898,7 @@
     <w:r>
       <w:tab/>
       <w:tab/>
-      <w:t>2026-09-25</w:t>
+      <w:t>2026-09-26</w:t>
       <w:br/>
       <w:br/>
     </w:r>

--- a/tillsyn/A 49151-2024 tillsynsbegäran.docx
+++ b/tillsyn/A 49151-2024 tillsynsbegäran.docx
@@ -898,7 +898,7 @@
     <w:r>
       <w:tab/>
       <w:tab/>
-      <w:t>2026-09-26</w:t>
+      <w:t>2026-09-27</w:t>
       <w:br/>
       <w:br/>
     </w:r>

--- a/tillsyn/A 49151-2024 tillsynsbegäran.docx
+++ b/tillsyn/A 49151-2024 tillsynsbegäran.docx
@@ -898,7 +898,7 @@
     <w:r>
       <w:tab/>
       <w:tab/>
-      <w:t>2026-09-27</w:t>
+      <w:t>2026-09-28</w:t>
       <w:br/>
       <w:br/>
     </w:r>

--- a/tillsyn/A 49151-2024 tillsynsbegäran.docx
+++ b/tillsyn/A 49151-2024 tillsynsbegäran.docx
@@ -898,7 +898,7 @@
     <w:r>
       <w:tab/>
       <w:tab/>
-      <w:t>2026-09-28</w:t>
+      <w:t>2026-09-29</w:t>
       <w:br/>
       <w:br/>
     </w:r>

--- a/tillsyn/A 49151-2024 tillsynsbegäran.docx
+++ b/tillsyn/A 49151-2024 tillsynsbegäran.docx
@@ -898,7 +898,7 @@
     <w:r>
       <w:tab/>
       <w:tab/>
-      <w:t>2026-09-29</w:t>
+      <w:t>2026-09-30</w:t>
       <w:br/>
       <w:br/>
     </w:r>

--- a/tillsyn/A 49151-2024 tillsynsbegäran.docx
+++ b/tillsyn/A 49151-2024 tillsynsbegäran.docx
@@ -898,7 +898,7 @@
     <w:r>
       <w:tab/>
       <w:tab/>
-      <w:t>2026-09-30</w:t>
+      <w:t>2026-10-01</w:t>
       <w:br/>
       <w:br/>
     </w:r>

--- a/tillsyn/A 49151-2024 tillsynsbegäran.docx
+++ b/tillsyn/A 49151-2024 tillsynsbegäran.docx
@@ -898,7 +898,7 @@
     <w:r>
       <w:tab/>
       <w:tab/>
-      <w:t>2026-10-01</w:t>
+      <w:t>2026-10-02</w:t>
       <w:br/>
       <w:br/>
     </w:r>

--- a/tillsyn/A 49151-2024 tillsynsbegäran.docx
+++ b/tillsyn/A 49151-2024 tillsynsbegäran.docx
@@ -898,7 +898,7 @@
     <w:r>
       <w:tab/>
       <w:tab/>
-      <w:t>2026-10-02</w:t>
+      <w:t>2026-10-03</w:t>
       <w:br/>
       <w:br/>
     </w:r>

--- a/tillsyn/A 49151-2024 tillsynsbegäran.docx
+++ b/tillsyn/A 49151-2024 tillsynsbegäran.docx
@@ -898,7 +898,7 @@
     <w:r>
       <w:tab/>
       <w:tab/>
-      <w:t>2026-10-03</w:t>
+      <w:t>2026-10-04</w:t>
       <w:br/>
       <w:br/>
     </w:r>

--- a/tillsyn/A 49151-2024 tillsynsbegäran.docx
+++ b/tillsyn/A 49151-2024 tillsynsbegäran.docx
@@ -898,7 +898,7 @@
     <w:r>
       <w:tab/>
       <w:tab/>
-      <w:t>2026-10-04</w:t>
+      <w:t>2026-10-05</w:t>
       <w:br/>
       <w:br/>
     </w:r>

--- a/tillsyn/A 49151-2024 tillsynsbegäran.docx
+++ b/tillsyn/A 49151-2024 tillsynsbegäran.docx
@@ -898,7 +898,7 @@
     <w:r>
       <w:tab/>
       <w:tab/>
-      <w:t>2026-10-05</w:t>
+      <w:t>2026-10-06</w:t>
       <w:br/>
       <w:br/>
     </w:r>

--- a/tillsyn/A 49151-2024 tillsynsbegäran.docx
+++ b/tillsyn/A 49151-2024 tillsynsbegäran.docx
@@ -898,7 +898,7 @@
     <w:r>
       <w:tab/>
       <w:tab/>
-      <w:t>2026-10-06</w:t>
+      <w:t>2026-10-07</w:t>
       <w:br/>
       <w:br/>
     </w:r>

--- a/tillsyn/A 49151-2024 tillsynsbegäran.docx
+++ b/tillsyn/A 49151-2024 tillsynsbegäran.docx
@@ -898,7 +898,7 @@
     <w:r>
       <w:tab/>
       <w:tab/>
-      <w:t>2026-10-07</w:t>
+      <w:t>2026-10-08</w:t>
       <w:br/>
       <w:br/>
     </w:r>

--- a/tillsyn/A 49151-2024 tillsynsbegäran.docx
+++ b/tillsyn/A 49151-2024 tillsynsbegäran.docx
@@ -65,7 +65,7 @@
     </w:p>
     <w:p>
       <w:r>
-        <w:t>I och inom 24 meter från avverkningsanmälan finns fynd av 11 naturvårdsarter, varav 2 är rödlistade, 4 är fridlysta, 5 är typiska (T) och 6 är signalarter (S): pulverädellav (VU), nordfladdermus (NT, §4a), guldlockmossa (S, T), gulnål (S, T), jättesvampmal (S), klippfrullania (S, T), skuggmossa (S, T), trädporella (S, T), dvärgpipistrell (§4a), större brunfladdermus (§4a) och vattenfladdermus (§4a). Se Figur 1.</w:t>
+        <w:t>I och inom 24 meter från avverkningsanmälan finns fynd av 12 naturvårdsarter, varav 2 är rödlistade, 5 är fridlysta, 6 är typiska (T) och 6 är signalarter (S): pulverädellav (VU), nordfladdermus (NT, §4a), guldlockmossa (S, T), gulnål (S, T), jättesvampmal (S), klippfrullania (S, T), skuggmossa (S, T), trädporella (S, T), spillkråka (T, §4), dvärgpipistrell (§4a), större brunfladdermus (§4a) och vattenfladdermus (§4a). Se Figur 1.</w:t>
       </w:r>
     </w:p>
     <w:p>
@@ -278,6 +278,35 @@
         <w:rPr>
           <w:b/>
         </w:rPr>
+        <w:t>Spillkråka (§4)</w:t>
+      </w:r>
+      <w:r>
+        <w:t xml:space="preserve"> omfattas av bilaga 1 i EU:s fågeldirektiv och är typisk art för </w:t>
+      </w:r>
+      <w:r>
+        <w:rPr>
+          <w:i/>
+        </w:rPr>
+        <w:t xml:space="preserve">9010 Taiga </w:t>
+      </w:r>
+      <w:r>
+        <w:t>och</w:t>
+      </w:r>
+      <w:r>
+        <w:rPr>
+          <w:i/>
+        </w:rPr>
+        <w:t xml:space="preserve"> 9740 Skogsbevuxen myr</w:t>
+      </w:r>
+      <w:r>
+        <w:t>. Den behöver grova träd, främst tall, asp och bok som boträd. Skogsbruk med korta omloppstider och täta, homogena ungskogar utgör det största hotet. Spillkråka är en nyckelart i skogliga miljöer vars övergivna bohål utnyttjas av flera andra hålhäckande fågelarter och fladdermöss, däribland pärluggla (EN, §4), knipa (§4), salskrake (§4) och skogsduva (§4). Hökuggla (VU, §4) och slaguggla (§4) häckar ofta i högstubbar som brutits av i höjd med ett gammalt spillkråkebo (SLU Artdatabanken, 2026; Skogsstyrelsen, 2016).</w:t>
+      </w:r>
+    </w:p>
+    <w:p>
+      <w:r>
+        <w:rPr>
+          <w:b/>
+        </w:rPr>
         <w:t>Dvärgpipistrell (§4a)</w:t>
       </w:r>
       <w:r>
@@ -329,17 +358,39 @@
         <w:pStyle w:val="Heading1"/>
       </w:pPr>
       <w:r>
-        <w:t>Typiska arter och EU:s art- och habitatdirektiv</w:t>
+        <w:t>EU:s fågeldirektiv</w:t>
       </w:r>
     </w:p>
     <w:p>
       <w:r>
-        <w:t>Typiska arter används för att lokalisera områden med gynnsam bevarandestatus för de naturtyper som är listade i EU:s art- och habitatdirektiv. Ett exempel är Västlig taiga (EU-kod 9010) som saknar gynnsam bevarandestatus och minskar starkt som naturtyp i Sverige. Naturvårdsverket skriver i sin vägledning för Västlig taiga att dylika miljöer förutsätter normalt att skogarna skyddas långsiktigt, eftersom skogsbruk inte är förenligt med bevarande av naturtypen i gynnsamt tillstånd (Naturvårdsverket, 2011).</w:t>
+        <w:t xml:space="preserve">Europeiska unionens medlemsländer är skyldiga att agera i enlighet med EU:s fågeldirektiv där det uttryckligen står att direktivet gäller för fåglar samt för deras ägg, bon och </w:t>
+      </w:r>
+      <w:r>
+        <w:rPr>
+          <w:b/>
+        </w:rPr>
+        <w:t xml:space="preserve">livsmiljöer </w:t>
+      </w:r>
+      <w:r>
+        <w:t>(artikel 1). Vidare att de åtgärder som vidtas inte får leda till en försämring av den nuvarande situationen beträffande bevarandet av de fågelarter som avses i artikel 1 (artikel 13). Fågeldirektivet är styrande för tillsynsansvariga myndigheters ärendehantering, ställningstaganden och beslutsfattande.</w:t>
       </w:r>
     </w:p>
     <w:p>
-      <w:r>
-        <w:t>Följande typiska arter har sina livsmiljöer och växtplatser i den avverkningsanmälda skogen: guldlockmossa (S, T), gulnål (S, T), klippfrullania (S, T), skuggmossa (S, T) och trädporella (S, T).</w:t>
+      <w:pPr>
+        <w:pStyle w:val="Heading1"/>
+      </w:pPr>
+      <w:r>
+        <w:t>Typiska arter och EU:s art- och habitatdirektiv</w:t>
+      </w:r>
+    </w:p>
+    <w:p>
+      <w:r>
+        <w:t>Typiska arter används för att lokalisera områden med gynnsam bevarandestatus för de naturtyper som är listade i EU:s art- och habitatdirektiv. Ett exempel är Västlig taiga (EU-kod 9010) som saknar gynnsam bevarandestatus och minskar starkt som naturtyp i Sverige. Naturvårdsverket skriver i sin vägledning för Västlig taiga att dylika miljöer förutsätter normalt att skogarna skyddas långsiktigt, eftersom skogsbruk inte är förenligt med bevarande av naturtypen i gynnsamt tillstånd (Naturvårdsverket, 2011).</w:t>
+      </w:r>
+    </w:p>
+    <w:p>
+      <w:r>
+        <w:t>Följande typiska arter har sina livsmiljöer och växtplatser i den avverkningsanmälda skogen: guldlockmossa (S, T), gulnål (S, T), klippfrullania (S, T), skuggmossa (S, T), trädporella (S, T) och spillkråka (T, §4).</w:t>
       </w:r>
     </w:p>
     <w:p>
@@ -466,6 +517,78 @@
       </w:r>
       <w:r>
         <w:t>https://artfakta.se/taxa/205998</w:t>
+      </w:r>
+    </w:p>
+    <w:p>
+      <w:pPr>
+        <w:pStyle w:val="Heading1"/>
+      </w:pPr>
+      <w:r>
+        <w:t>Spillkråka – ekologi samt krav på livsmiljön</w:t>
+      </w:r>
+    </w:p>
+    <w:p>
+      <w:r>
+        <w:t xml:space="preserve">Spillkråka (§4) ingår i bilaga 1 EU:s fågeldirektiv och är typisk art för </w:t>
+      </w:r>
+      <w:r>
+        <w:rPr>
+          <w:i/>
+        </w:rPr>
+        <w:t xml:space="preserve">9010 Taiga </w:t>
+      </w:r>
+      <w:r>
+        <w:t>och</w:t>
+      </w:r>
+      <w:r>
+        <w:rPr>
+          <w:i/>
+        </w:rPr>
+        <w:t xml:space="preserve"> 9740 Skogsbevuxen myr</w:t>
+      </w:r>
+      <w:r>
+        <w:t>. Den lever i både barr- och blandskog liksom i ren lövskog. De tätaste populationerna tenderar att finnas i äldre, variationsrik blandskog med gott om död ved och gamla träd. Varje par utnyttjar 400–1000 hektar skog beroende på skogens kvalitet. Skogsbruk med korta omloppstider och täta, homogena ungskogar utgör det största hotet (SLU Artdatabanken, 2026).</w:t>
+      </w:r>
+    </w:p>
+    <w:p>
+      <w:r>
+        <w:t>Spillkråka är en nyckelart i skogliga miljöer vars övergivna bohål utnyttjas av flera andra hålhäckande fågelarter och fladdermöss, däribland pärluggla (EN, §4), knipa (§4), salskrake (§4) och skogsduva (§4). Hökuggla (VU, §4) och slaguggla (§4) häckar ofta i högstubbar som brutits av i höjd med ett gammalt spillkråkebo (Skogsstyrelsen, 2016).</w:t>
+      </w:r>
+    </w:p>
+    <w:p>
+      <w:pPr>
+        <w:pStyle w:val="Heading2"/>
+      </w:pPr>
+      <w:r>
+        <w:t>Referenser – spillkråka</w:t>
+      </w:r>
+    </w:p>
+    <w:p>
+      <w:r>
+        <w:t xml:space="preserve">Skogsstyrelsen, 2016. </w:t>
+      </w:r>
+      <w:r>
+        <w:rPr>
+          <w:i/>
+        </w:rPr>
+        <w:t xml:space="preserve">Vägledning för hänsyn till spillkråka. </w:t>
+      </w:r>
+      <w:r>
+        <w:t>Vägledningar och kunskapsstöd artskydd – Skogsstyrelsen.</w:t>
+      </w:r>
+    </w:p>
+    <w:p>
+      <w:r>
+        <w:t xml:space="preserve">SLU Artdatabanken, 2026. </w:t>
+      </w:r>
+      <w:r>
+        <w:rPr>
+          <w:i/>
+        </w:rPr>
+        <w:t xml:space="preserve">Artfaktablad. Naturvård – artfakta. </w:t>
+      </w:r>
+      <w:r>
+        <w:t>SLU Artdatabanken, Uppsala.</w:t>
       </w:r>
     </w:p>
     <w:p>
@@ -898,7 +1021,7 @@
     <w:r>
       <w:tab/>
       <w:tab/>
-      <w:t>2026-10-08</w:t>
+      <w:t>2026-10-09</w:t>
       <w:br/>
       <w:br/>
     </w:r>

--- a/tillsyn/A 49151-2024 tillsynsbegäran.docx
+++ b/tillsyn/A 49151-2024 tillsynsbegäran.docx
@@ -1021,7 +1021,7 @@
     <w:r>
       <w:tab/>
       <w:tab/>
-      <w:t>2026-10-09</w:t>
+      <w:t>2026-10-10</w:t>
       <w:br/>
       <w:br/>
     </w:r>

--- a/tillsyn/A 49151-2024 tillsynsbegäran.docx
+++ b/tillsyn/A 49151-2024 tillsynsbegäran.docx
@@ -1021,7 +1021,7 @@
     <w:r>
       <w:tab/>
       <w:tab/>
-      <w:t>2026-10-10</w:t>
+      <w:t>2026-10-11</w:t>
       <w:br/>
       <w:br/>
     </w:r>

--- a/tillsyn/A 49151-2024 tillsynsbegäran.docx
+++ b/tillsyn/A 49151-2024 tillsynsbegäran.docx
@@ -1021,7 +1021,7 @@
     <w:r>
       <w:tab/>
       <w:tab/>
-      <w:t>2026-10-11</w:t>
+      <w:t>2026-10-12</w:t>
       <w:br/>
       <w:br/>
     </w:r>

--- a/tillsyn/A 49151-2024 tillsynsbegäran.docx
+++ b/tillsyn/A 49151-2024 tillsynsbegäran.docx
@@ -1021,7 +1021,7 @@
     <w:r>
       <w:tab/>
       <w:tab/>
-      <w:t>2026-10-12</w:t>
+      <w:t>2026-10-13</w:t>
       <w:br/>
       <w:br/>
     </w:r>

--- a/tillsyn/A 49151-2024 tillsynsbegäran.docx
+++ b/tillsyn/A 49151-2024 tillsynsbegäran.docx
@@ -1021,7 +1021,7 @@
     <w:r>
       <w:tab/>
       <w:tab/>
-      <w:t>2026-10-13</w:t>
+      <w:t>2026-10-14</w:t>
       <w:br/>
       <w:br/>
     </w:r>

--- a/tillsyn/A 49151-2024 tillsynsbegäran.docx
+++ b/tillsyn/A 49151-2024 tillsynsbegäran.docx
@@ -1021,7 +1021,7 @@
     <w:r>
       <w:tab/>
       <w:tab/>
-      <w:t>2026-10-14</w:t>
+      <w:t>2026-10-15</w:t>
       <w:br/>
       <w:br/>
     </w:r>

--- a/tillsyn/A 49151-2024 tillsynsbegäran.docx
+++ b/tillsyn/A 49151-2024 tillsynsbegäran.docx
@@ -1021,7 +1021,7 @@
     <w:r>
       <w:tab/>
       <w:tab/>
-      <w:t>2026-10-15</w:t>
+      <w:t>2026-10-16</w:t>
       <w:br/>
       <w:br/>
     </w:r>

--- a/tillsyn/A 49151-2024 tillsynsbegäran.docx
+++ b/tillsyn/A 49151-2024 tillsynsbegäran.docx
@@ -1021,7 +1021,7 @@
     <w:r>
       <w:tab/>
       <w:tab/>
-      <w:t>2026-10-16</w:t>
+      <w:t>2026-10-17</w:t>
       <w:br/>
       <w:br/>
     </w:r>

--- a/tillsyn/A 49151-2024 tillsynsbegäran.docx
+++ b/tillsyn/A 49151-2024 tillsynsbegäran.docx
@@ -1021,7 +1021,7 @@
     <w:r>
       <w:tab/>
       <w:tab/>
-      <w:t>2026-10-17</w:t>
+      <w:t>2026-10-18</w:t>
       <w:br/>
       <w:br/>
     </w:r>

--- a/tillsyn/A 49151-2024 tillsynsbegäran.docx
+++ b/tillsyn/A 49151-2024 tillsynsbegäran.docx
@@ -1021,7 +1021,7 @@
     <w:r>
       <w:tab/>
       <w:tab/>
-      <w:t>2026-10-18</w:t>
+      <w:t>2026-10-19</w:t>
       <w:br/>
       <w:br/>
     </w:r>

--- a/tillsyn/A 49151-2024 tillsynsbegäran.docx
+++ b/tillsyn/A 49151-2024 tillsynsbegäran.docx
@@ -1021,7 +1021,7 @@
     <w:r>
       <w:tab/>
       <w:tab/>
-      <w:t>2026-10-19</w:t>
+      <w:t>2026-10-20</w:t>
       <w:br/>
       <w:br/>
     </w:r>

--- a/tillsyn/A 49151-2024 tillsynsbegäran.docx
+++ b/tillsyn/A 49151-2024 tillsynsbegäran.docx
@@ -1021,7 +1021,7 @@
     <w:r>
       <w:tab/>
       <w:tab/>
-      <w:t>2026-10-20</w:t>
+      <w:t>2026-10-21</w:t>
       <w:br/>
       <w:br/>
     </w:r>

--- a/tillsyn/A 49151-2024 tillsynsbegäran.docx
+++ b/tillsyn/A 49151-2024 tillsynsbegäran.docx
@@ -1021,7 +1021,7 @@
     <w:r>
       <w:tab/>
       <w:tab/>
-      <w:t>2026-10-21</w:t>
+      <w:t>2026-10-22</w:t>
       <w:br/>
       <w:br/>
     </w:r>

--- a/tillsyn/A 49151-2024 tillsynsbegäran.docx
+++ b/tillsyn/A 49151-2024 tillsynsbegäran.docx
@@ -1021,7 +1021,7 @@
     <w:r>
       <w:tab/>
       <w:tab/>
-      <w:t>2026-10-22</w:t>
+      <w:t>2026-10-23</w:t>
       <w:br/>
       <w:br/>
     </w:r>

--- a/tillsyn/A 49151-2024 tillsynsbegäran.docx
+++ b/tillsyn/A 49151-2024 tillsynsbegäran.docx
@@ -1021,7 +1021,7 @@
     <w:r>
       <w:tab/>
       <w:tab/>
-      <w:t>2026-10-23</w:t>
+      <w:t>2026-10-24</w:t>
       <w:br/>
       <w:br/>
     </w:r>

--- a/tillsyn/A 49151-2024 tillsynsbegäran.docx
+++ b/tillsyn/A 49151-2024 tillsynsbegäran.docx
@@ -1021,7 +1021,7 @@
     <w:r>
       <w:tab/>
       <w:tab/>
-      <w:t>2026-10-24</w:t>
+      <w:t>2026-10-25</w:t>
       <w:br/>
       <w:br/>
     </w:r>

--- a/tillsyn/A 49151-2024 tillsynsbegäran.docx
+++ b/tillsyn/A 49151-2024 tillsynsbegäran.docx
@@ -1021,7 +1021,7 @@
     <w:r>
       <w:tab/>
       <w:tab/>
-      <w:t>2026-10-25</w:t>
+      <w:t>2026-10-26</w:t>
       <w:br/>
       <w:br/>
     </w:r>

--- a/tillsyn/A 49151-2024 tillsynsbegäran.docx
+++ b/tillsyn/A 49151-2024 tillsynsbegäran.docx
@@ -1021,7 +1021,7 @@
     <w:r>
       <w:tab/>
       <w:tab/>
-      <w:t>2026-10-26</w:t>
+      <w:t>2026-10-27</w:t>
       <w:br/>
       <w:br/>
     </w:r>

--- a/tillsyn/A 49151-2024 tillsynsbegäran.docx
+++ b/tillsyn/A 49151-2024 tillsynsbegäran.docx
@@ -1021,7 +1021,7 @@
     <w:r>
       <w:tab/>
       <w:tab/>
-      <w:t>2026-10-27</w:t>
+      <w:t>2026-10-28</w:t>
       <w:br/>
       <w:br/>
     </w:r>

--- a/tillsyn/A 49151-2024 tillsynsbegäran.docx
+++ b/tillsyn/A 49151-2024 tillsynsbegäran.docx
@@ -1021,7 +1021,7 @@
     <w:r>
       <w:tab/>
       <w:tab/>
-      <w:t>2026-10-28</w:t>
+      <w:t>2026-10-29</w:t>
       <w:br/>
       <w:br/>
     </w:r>

--- a/tillsyn/A 49151-2024 tillsynsbegäran.docx
+++ b/tillsyn/A 49151-2024 tillsynsbegäran.docx
@@ -1021,7 +1021,7 @@
     <w:r>
       <w:tab/>
       <w:tab/>
-      <w:t>2026-10-29</w:t>
+      <w:t>2026-10-31</w:t>
       <w:br/>
       <w:br/>
     </w:r>
